--- a/docs/uml/uml use case.docx
+++ b/docs/uml/uml use case.docx
@@ -14,23 +14,7 @@
           <w:b/>
           <w:bCs/>
         </w:rPr>
-        <w:t>1. 01_tasks_</w:t>
-      </w:r>
-      <w:proofErr w:type="gramStart"/>
-      <w:r>
-        <w:rPr>
-          <w:b/>
-          <w:bCs/>
-        </w:rPr>
-        <w:t>goals.puml</w:t>
-      </w:r>
-      <w:proofErr w:type="gramEnd"/>
-      <w:r>
-        <w:rPr>
-          <w:b/>
-          <w:bCs/>
-        </w:rPr>
-        <w:t xml:space="preserve"> — Управление задачами, целями и категориями</w:t>
+        <w:t xml:space="preserve">1. 01_tasks_goals.puml — Управление задачами, целями и категориями</w:t>
       </w:r>
     </w:p>
     <w:p>
@@ -158,7 +142,7 @@
                 <w:b/>
                 <w:bCs/>
               </w:rPr>
-              <w:t>Создание, просмотр, изменение и удаление задач; хранение характеристик задачи; обработка отсутствующих дедлайна и оценки длительности; подтверждение удаления</w:t>
+              <w:t>Создание, просмотр, изменение и удаление задач; хранение характеристик задачи; обработка отсутствующих дедлайна и длительности; подтверждение удаления</w:t>
             </w:r>
           </w:p>
         </w:tc>
@@ -420,23 +404,7 @@
           <w:bCs/>
         </w:rPr>
         <w:lastRenderedPageBreak/>
-        <w:t>2. 02_ai_</w:t>
-      </w:r>
-      <w:proofErr w:type="gramStart"/>
-      <w:r>
-        <w:rPr>
-          <w:b/>
-          <w:bCs/>
-        </w:rPr>
-        <w:t>assistant.puml</w:t>
-      </w:r>
-      <w:proofErr w:type="gramEnd"/>
-      <w:r>
-        <w:rPr>
-          <w:b/>
-          <w:bCs/>
-        </w:rPr>
-        <w:t xml:space="preserve"> — Взаимодействие с ИИ-ассистентом</w:t>
+        <w:t xml:space="preserve">2. 02_ai_assistant.puml — Взаимодействие с ИИ-ассистентом</w:t>
       </w:r>
     </w:p>
     <w:p>
@@ -542,7 +510,7 @@
                 <w:b/>
                 <w:bCs/>
               </w:rPr>
-              <w:t>ФТ-36</w:t>
+              <w:t>ФТ-35</w:t>
             </w:r>
           </w:p>
         </w:tc>
@@ -591,7 +559,7 @@
                 <w:b/>
                 <w:bCs/>
               </w:rPr>
-              <w:t>ФТ-37</w:t>
+              <w:t>ФТ-36</w:t>
             </w:r>
           </w:p>
         </w:tc>
@@ -640,7 +608,7 @@
                 <w:b/>
                 <w:bCs/>
               </w:rPr>
-              <w:t>ФТ-38</w:t>
+              <w:t>ФТ-37</w:t>
             </w:r>
           </w:p>
         </w:tc>
@@ -689,7 +657,7 @@
                 <w:b/>
                 <w:bCs/>
               </w:rPr>
-              <w:t>ФТ-39</w:t>
+              <w:t>ФТ-38</w:t>
             </w:r>
           </w:p>
         </w:tc>
@@ -738,7 +706,7 @@
                 <w:b/>
                 <w:bCs/>
               </w:rPr>
-              <w:t>ФТ-40</w:t>
+              <w:t>ФТ-39</w:t>
             </w:r>
           </w:p>
         </w:tc>
@@ -787,7 +755,7 @@
                 <w:b/>
                 <w:bCs/>
               </w:rPr>
-              <w:t>ФТ-41</w:t>
+              <w:t>ФТ-40</w:t>
             </w:r>
           </w:p>
         </w:tc>
@@ -1021,23 +989,7 @@
           <w:bCs/>
         </w:rPr>
         <w:lastRenderedPageBreak/>
-        <w:t>3. 03_</w:t>
-      </w:r>
-      <w:proofErr w:type="gramStart"/>
-      <w:r>
-        <w:rPr>
-          <w:b/>
-          <w:bCs/>
-        </w:rPr>
-        <w:t>calendar.puml</w:t>
-      </w:r>
-      <w:proofErr w:type="gramEnd"/>
-      <w:r>
-        <w:rPr>
-          <w:b/>
-          <w:bCs/>
-        </w:rPr>
-        <w:t xml:space="preserve"> — Календарь и планирование времени</w:t>
+        <w:t xml:space="preserve">3. 03_calendar.puml — Календарь и планирование времени</w:t>
       </w:r>
     </w:p>
     <w:p>
@@ -1452,23 +1404,7 @@
           <w:bCs/>
         </w:rPr>
         <w:lastRenderedPageBreak/>
-        <w:t>4. 04_</w:t>
-      </w:r>
-      <w:proofErr w:type="gramStart"/>
-      <w:r>
-        <w:rPr>
-          <w:b/>
-          <w:bCs/>
-        </w:rPr>
-        <w:t>orioks.puml</w:t>
-      </w:r>
-      <w:proofErr w:type="gramEnd"/>
-      <w:r>
-        <w:rPr>
-          <w:b/>
-          <w:bCs/>
-        </w:rPr>
-        <w:t xml:space="preserve"> — Интеграция с ОРИОКС</w:t>
+        <w:t xml:space="preserve">4. 04_orioks.puml — Интеграция с ОРИОКС</w:t>
       </w:r>
     </w:p>
     <w:p>
@@ -1931,23 +1867,7 @@
           <w:bCs/>
         </w:rPr>
         <w:lastRenderedPageBreak/>
-        <w:t>5. 05_</w:t>
-      </w:r>
-      <w:proofErr w:type="gramStart"/>
-      <w:r>
-        <w:rPr>
-          <w:b/>
-          <w:bCs/>
-        </w:rPr>
-        <w:t>workspace.puml</w:t>
-      </w:r>
-      <w:proofErr w:type="gramEnd"/>
-      <w:r>
-        <w:rPr>
-          <w:b/>
-          <w:bCs/>
-        </w:rPr>
-        <w:t xml:space="preserve"> — Рабочее пространство и контроль выполнения</w:t>
+        <w:t xml:space="preserve">5. 05_workspace.puml — Рабочее пространство и контроль выполнения</w:t>
       </w:r>
     </w:p>
     <w:p>
@@ -2075,23 +1995,7 @@
                 <w:b/>
                 <w:bCs/>
               </w:rPr>
-              <w:t xml:space="preserve">Отображение задач на </w:t>
-            </w:r>
-            <w:proofErr w:type="spellStart"/>
-            <w:r>
-              <w:rPr>
-                <w:b/>
-                <w:bCs/>
-              </w:rPr>
-              <w:t>Kanban</w:t>
-            </w:r>
-            <w:proofErr w:type="spellEnd"/>
-            <w:r>
-              <w:rPr>
-                <w:b/>
-                <w:bCs/>
-              </w:rPr>
-              <w:t>-доске, изменение статусов перемещением карточек и фильтрация</w:t>
+              <w:t xml:space="preserve">Отображение задач на Kanban-доске, изменение статусов перемещением карточек и фильтрация</w:t>
             </w:r>
           </w:p>
         </w:tc>
@@ -2243,55 +2147,6 @@
           </w:p>
         </w:tc>
       </w:tr>
-      <w:tr>
-        <w:trPr>
-          <w:tblCellSpacing w:w="15" w:type="dxa"/>
-        </w:trPr>
-        <w:tc>
-          <w:tcPr>
-            <w:tcW w:w="0" w:type="auto"/>
-            <w:vAlign w:val="center"/>
-            <w:hideMark/>
-          </w:tcPr>
-          <w:p>
-            <w:pPr>
-              <w:rPr>
-                <w:b/>
-                <w:bCs/>
-              </w:rPr>
-            </w:pPr>
-            <w:r>
-              <w:rPr>
-                <w:b/>
-                <w:bCs/>
-              </w:rPr>
-              <w:t>ФТ-32</w:t>
-            </w:r>
-          </w:p>
-        </w:tc>
-        <w:tc>
-          <w:tcPr>
-            <w:tcW w:w="0" w:type="auto"/>
-            <w:vAlign w:val="center"/>
-            <w:hideMark/>
-          </w:tcPr>
-          <w:p>
-            <w:pPr>
-              <w:rPr>
-                <w:b/>
-                <w:bCs/>
-              </w:rPr>
-            </w:pPr>
-            <w:r>
-              <w:rPr>
-                <w:b/>
-                <w:bCs/>
-              </w:rPr>
-              <w:t>Управление рабочими сессиями, сохранение заметок и сравнение фактического времени с оценкой длительности</w:t>
-            </w:r>
-          </w:p>
-        </w:tc>
-      </w:tr>
     </w:tbl>
     <w:p>
       <w:pPr>
@@ -2320,39 +2175,7 @@
           <w:b/>
           <w:bCs/>
         </w:rPr>
-        <w:t xml:space="preserve">Диаграмма описывает работу пользователя с основным рабочим пространством системы: просмотр задач на </w:t>
-      </w:r>
-      <w:proofErr w:type="spellStart"/>
-      <w:r>
-        <w:rPr>
-          <w:b/>
-          <w:bCs/>
-        </w:rPr>
-        <w:t>Kanban</w:t>
-      </w:r>
-      <w:proofErr w:type="spellEnd"/>
-      <w:r>
-        <w:rPr>
-          <w:b/>
-          <w:bCs/>
-        </w:rPr>
-        <w:t xml:space="preserve">-доске, фильтрацию, контроль статусов и просмотр информации на </w:t>
-      </w:r>
-      <w:proofErr w:type="spellStart"/>
-      <w:r>
-        <w:rPr>
-          <w:b/>
-          <w:bCs/>
-        </w:rPr>
-        <w:t>Dashboard</w:t>
-      </w:r>
-      <w:proofErr w:type="spellEnd"/>
-      <w:r>
-        <w:rPr>
-          <w:b/>
-          <w:bCs/>
-        </w:rPr>
-        <w:t xml:space="preserve">. </w:t>
+        <w:t xml:space="preserve">Диаграмма описывает работу пользователя с основным рабочим пространством системы: просмотр задач на Kanban-доске, фильтрацию, контроль статусов и просмотр информации на Dashboard. </w:t>
       </w:r>
     </w:p>
     <w:p>
@@ -2419,23 +2242,7 @@
           <w:bCs/>
         </w:rPr>
         <w:lastRenderedPageBreak/>
-        <w:t>6. 06_accounts_</w:t>
-      </w:r>
-      <w:proofErr w:type="gramStart"/>
-      <w:r>
-        <w:rPr>
-          <w:b/>
-          <w:bCs/>
-        </w:rPr>
-        <w:t>admin.puml</w:t>
-      </w:r>
-      <w:proofErr w:type="gramEnd"/>
-      <w:r>
-        <w:rPr>
-          <w:b/>
-          <w:bCs/>
-        </w:rPr>
-        <w:t xml:space="preserve"> — Профиль и управление данными</w:t>
+        <w:t xml:space="preserve">6. 06_accounts_admin.puml — Профиль и управление данными</w:t>
       </w:r>
     </w:p>
     <w:p>
@@ -2862,6 +2669,8 @@
       </w:r>
     </w:p>
     <w:sectPr>
+      <w:headerReference w:type="default" r:id="rId12"/>
+      <w:footerReference w:type="default" r:id="rId13"/>
       <w:pgSz w:w="11906" w:h="16838"/>
       <w:pgMar w:top="1134" w:right="850" w:bottom="1134" w:left="1701" w:header="708" w:footer="708" w:gutter="0"/>
       <w:cols w:space="708"/>
@@ -2869,6 +2678,26 @@
     </w:sectPr>
   </w:body>
 </w:document>
+</file>
+
+<file path=word/footer1.xml><?xml version="1.0" encoding="utf-8"?>
+<w:ftr xmlns:m="http://schemas.openxmlformats.org/officeDocument/2006/math" xmlns:mc="http://schemas.openxmlformats.org/markup-compatibility/2006" xmlns:mo="http://schemas.microsoft.com/office/mac/office/2008/main" xmlns:mv="urn:schemas-microsoft-com:mac:vml" xmlns:o="urn:schemas-microsoft-com:office:office" xmlns:r="http://schemas.openxmlformats.org/officeDocument/2006/relationships" xmlns:v="urn:schemas-microsoft-com:vml" xmlns:w10="urn:schemas-microsoft-com:office:word" xmlns:w14="http://schemas.microsoft.com/office/word/2010/wordml" xmlns:w="http://schemas.openxmlformats.org/wordprocessingml/2006/main" xmlns:wne="http://schemas.microsoft.com/office/word/2006/wordml" xmlns:wp14="http://schemas.microsoft.com/office/word/2010/wordprocessingDrawing" xmlns:wp="http://schemas.openxmlformats.org/drawingml/2006/wordprocessingDrawing" xmlns:wpc="http://schemas.microsoft.com/office/word/2010/wordprocessingCanvas" xmlns:wpg="http://schemas.microsoft.com/office/word/2010/wordprocessingGroup" xmlns:wpi="http://schemas.microsoft.com/office/word/2010/wordprocessingInk" xmlns:wps="http://schemas.microsoft.com/office/word/2010/wordprocessingShape" mc:Ignorable="w14 wp14">
+  <w:p>
+    <w:pPr>
+      <w:pStyle w:val="Footer"/>
+    </w:pPr>
+  </w:p>
+</w:ftr>
+</file>
+
+<file path=word/header1.xml><?xml version="1.0" encoding="utf-8"?>
+<w:hdr xmlns:m="http://schemas.openxmlformats.org/officeDocument/2006/math" xmlns:mc="http://schemas.openxmlformats.org/markup-compatibility/2006" xmlns:mo="http://schemas.microsoft.com/office/mac/office/2008/main" xmlns:mv="urn:schemas-microsoft-com:mac:vml" xmlns:o="urn:schemas-microsoft-com:office:office" xmlns:r="http://schemas.openxmlformats.org/officeDocument/2006/relationships" xmlns:v="urn:schemas-microsoft-com:vml" xmlns:w10="urn:schemas-microsoft-com:office:word" xmlns:w14="http://schemas.microsoft.com/office/word/2010/wordml" xmlns:w="http://schemas.openxmlformats.org/wordprocessingml/2006/main" xmlns:wne="http://schemas.microsoft.com/office/word/2006/wordml" xmlns:wp14="http://schemas.microsoft.com/office/word/2010/wordprocessingDrawing" xmlns:wp="http://schemas.openxmlformats.org/drawingml/2006/wordprocessingDrawing" xmlns:wpc="http://schemas.microsoft.com/office/word/2010/wordprocessingCanvas" xmlns:wpg="http://schemas.microsoft.com/office/word/2010/wordprocessingGroup" xmlns:wpi="http://schemas.microsoft.com/office/word/2010/wordprocessingInk" xmlns:wps="http://schemas.microsoft.com/office/word/2010/wordprocessingShape" mc:Ignorable="w14 wp14">
+  <w:p>
+    <w:pPr>
+      <w:pStyle w:val="Header"/>
+    </w:pPr>
+  </w:p>
+</w:hdr>
 </file>
 
 <file path=word/styles.xml><?xml version="1.0" encoding="utf-8"?>
